--- a/docs/db_architecture.docx
+++ b/docs/db_architecture.docx
@@ -4,12 +4,16 @@
   <w:body>
     <w:p>
       <w:pPr>
-        <w:pStyle w:val="Title"/>
-        <w:jc w:val="center"/>
+        <w:bidi/>
+        <w:jc w:val="right"/>
       </w:pPr>
       <w:r>
         <w:rPr>
+          <w:rFonts w:ascii="David" w:hAnsi="David"/>
+          <w:b/>
           <w:color w:val="1F497D"/>
+          <w:sz w:val="40"/>
+          <w:rtl/>
         </w:rPr>
         <w:t>ארכיטקטורת הדאטאבייס — תיעוד מפורט</w:t>
       </w:r>
@@ -17,34 +21,46 @@
     <w:p/>
     <w:p>
       <w:pPr>
-        <w:pStyle w:val="Heading1"/>
+        <w:bidi/>
+        <w:jc w:val="right"/>
+        <w:shd w:val="clear" w:color="auto" w:fill="D6E4F0"/>
+      </w:pPr>
+      <w:r>
+        <w:rPr>
+          <w:rFonts w:ascii="David" w:hAnsi="David"/>
+          <w:b/>
+          <w:color w:val="1F497D"/>
+          <w:sz w:val="30"/>
+          <w:rtl/>
+        </w:rPr>
+        <w:t>db_client.py — הצד השולח (מחשב ה-Backend)</w:t>
+      </w:r>
+    </w:p>
+    <w:p/>
+    <w:p>
+      <w:pPr>
         <w:bidi/>
         <w:jc w:val="right"/>
       </w:pPr>
       <w:r>
         <w:rPr>
-          <w:color w:val="1F497D"/>
+          <w:rFonts w:ascii="David" w:hAnsi="David"/>
+          <w:b/>
+          <w:color w:val="2E74B5"/>
+          <w:sz w:val="26"/>
+          <w:rtl/>
         </w:rPr>
-        <w:t>db_client.py — הצד השולח (על מחשב ה-Backend)</w:t>
-      </w:r>
-    </w:p>
-    <w:p>
-      <w:pPr>
-        <w:pStyle w:val="Heading2"/>
-        <w:bidi/>
-        <w:jc w:val="right"/>
-      </w:pPr>
-      <w:r>
-        <w:rPr>
-          <w:color w:val="2E74B5"/>
-        </w:rPr>
-        <w:t>פונקציית השליחה _send</w:t>
+        <w:t>פונקציית השליחה — _send</w:t>
       </w:r>
     </w:p>
     <w:p>
       <w:pPr>
         <w:jc w:val="left"/>
         <w:shd w:val="clear" w:color="auto" w:fill="F2F2F2"/>
+        <w:pBdr>
+          <w:left w:val="single" w:sz="12" w:space="4" w:color="2E74B5"/>
+        </w:pBdr>
+        <w:ind w:left="240"/>
       </w:pPr>
       <w:r>
         <w:rPr>
@@ -66,48 +82,56 @@
       </w:pPr>
       <w:r>
         <w:rPr>
+          <w:rFonts w:ascii="David" w:hAnsi="David"/>
           <w:sz w:val="22"/>
+          <w:rtl/>
         </w:rPr>
-        <w:t>שלושה שלבים:</w:t>
+        <w:t>הפונקציה עובדת בשלושה שלבים:</w:t>
       </w:r>
     </w:p>
     <w:p>
       <w:pPr>
-        <w:pStyle w:val="ListNumber"/>
         <w:bidi/>
         <w:jc w:val="right"/>
+        <w:ind w:right="360"/>
       </w:pPr>
       <w:r>
         <w:rPr>
+          <w:rFonts w:ascii="David" w:hAnsi="David"/>
           <w:sz w:val="22"/>
+          <w:rtl/>
         </w:rPr>
-        <w:t>json.dumps(payload).encode('utf-8') — הופך את ה-dict לסדרת bytes של JSON</w:t>
+        <w:t>1.  json.dumps(payload).encode('utf-8') — הופך את ה-dict לסדרת bytes של JSON</w:t>
       </w:r>
     </w:p>
     <w:p>
       <w:pPr>
-        <w:pStyle w:val="ListNumber"/>
         <w:bidi/>
         <w:jc w:val="right"/>
+        <w:ind w:right="360"/>
       </w:pPr>
       <w:r>
         <w:rPr>
+          <w:rFonts w:ascii="David" w:hAnsi="David"/>
           <w:sz w:val="22"/>
+          <w:rtl/>
         </w:rPr>
-        <w:t>struct.pack('&gt;I', len(data)) — יוצר 4 bytes שמייצגים את אורך ה-JSON. ה-&gt;I אומר: big-endian unsigned integer (תמיד 4 bytes, ללא תלות בפלטפורמה)</w:t>
+        <w:t>2.  struct.pack('&gt;I', len(data)) — יוצר 4 bytes שמייצגים את אורך ה-JSON. הסימן &gt;I פירושו: big-endian unsigned integer (תמיד 4 bytes בדיוק, ללא תלות בפלטפורמה)</w:t>
       </w:r>
     </w:p>
     <w:p>
       <w:pPr>
-        <w:pStyle w:val="ListNumber"/>
         <w:bidi/>
         <w:jc w:val="right"/>
+        <w:ind w:right="360"/>
       </w:pPr>
       <w:r>
         <w:rPr>
+          <w:rFonts w:ascii="David" w:hAnsi="David"/>
           <w:sz w:val="22"/>
+          <w:rtl/>
         </w:rPr>
-        <w:t>sock.sendall(...) — שולח את ה-4 bytes + ה-JSON ביחד. sendall מבטיח שהכל נשלח, גם אם TCP שבר את הנתונים לחבילות מרובות</w:t>
+        <w:t>3.  sock.sendall(...) — שולח את ה-4 bytes יחד עם ה-JSON. הפונקציה sendall מבטיחה שהכל נשלח, גם אם TCP שבר את הנתונים לחבילות מרובות</w:t>
       </w:r>
     </w:p>
     <w:p>
@@ -117,15 +141,21 @@
       </w:pPr>
       <w:r>
         <w:rPr>
+          <w:rFonts w:ascii="David" w:hAnsi="David"/>
           <w:sz w:val="22"/>
+          <w:rtl/>
         </w:rPr>
-        <w:t>לדוגמה, השאילתה SELECT * FROM users תישלח כך:</w:t>
+        <w:t>לדוגמה: השאילתה SELECT * FROM users תישלח בצורה הבאה:</w:t>
       </w:r>
     </w:p>
     <w:p>
       <w:pPr>
         <w:jc w:val="left"/>
         <w:shd w:val="clear" w:color="auto" w:fill="F2F2F2"/>
+        <w:pBdr>
+          <w:left w:val="single" w:sz="12" w:space="4" w:color="2E74B5"/>
+        </w:pBdr>
+        <w:ind w:left="240"/>
       </w:pPr>
       <w:r>
         <w:rPr>
@@ -138,23 +168,31 @@
         <w:t xml:space="preserve">  ↑ 4 bytes          ↑ 42 bytes של JSON</w:t>
       </w:r>
     </w:p>
+    <w:p/>
     <w:p>
       <w:pPr>
-        <w:pStyle w:val="Heading2"/>
         <w:bidi/>
         <w:jc w:val="right"/>
       </w:pPr>
       <w:r>
         <w:rPr>
+          <w:rFonts w:ascii="David" w:hAnsi="David"/>
+          <w:b/>
           <w:color w:val="2E74B5"/>
+          <w:sz w:val="26"/>
+          <w:rtl/>
         </w:rPr>
-        <w:t>פונקציית הקריאה _recvall</w:t>
+        <w:t>פונקציית הקריאה — _recvall</w:t>
       </w:r>
     </w:p>
     <w:p>
       <w:pPr>
         <w:jc w:val="left"/>
         <w:shd w:val="clear" w:color="auto" w:fill="F2F2F2"/>
+        <w:pBdr>
+          <w:left w:val="single" w:sz="12" w:space="4" w:color="2E74B5"/>
+        </w:pBdr>
+        <w:ind w:left="240"/>
       </w:pPr>
       <w:r>
         <w:rPr>
@@ -192,28 +230,38 @@
       </w:pPr>
       <w:r>
         <w:rPr>
+          <w:rFonts w:ascii="David" w:hAnsi="David"/>
           <w:sz w:val="22"/>
+          <w:rtl/>
         </w:rPr>
-        <w:t>זו הנקודה הכי עדינה בקוד. sock.recv(n) לא מבטיח שיחזיר בדיוק n bytes — TCP יכול לחלק את הנתונים לחבילות קטנות. לכן הלולאה מצברת chunks עד שמגיעים לכמות המבוקשת. אם recv מחזיר bytes ריקים — זה אומר שהחיבור נסגר.</w:t>
+        <w:t>זו הנקודה הכי עדינה בקוד. הפונקציה sock.recv(n) אינה מבטיחה שתחזיר בדיוק n bytes — פרוטוקול TCP יכול לחלק את הנתונים לחבילות קטנות בדרך. לכן הלולאה ממשיכה לצבור chunks עד שמגיעים לכמות המבוקשת. אם recv מחזיר bytes ריקים — סימן שהחיבור נסגר מהצד השני.</w:t>
       </w:r>
     </w:p>
+    <w:p/>
     <w:p>
       <w:pPr>
-        <w:pStyle w:val="Heading2"/>
         <w:bidi/>
         <w:jc w:val="right"/>
       </w:pPr>
       <w:r>
         <w:rPr>
+          <w:rFonts w:ascii="David" w:hAnsi="David"/>
+          <w:b/>
           <w:color w:val="2E74B5"/>
+          <w:sz w:val="26"/>
+          <w:rtl/>
         </w:rPr>
-        <w:t>פונקציית הקריאה _recv</w:t>
+        <w:t>פונקציית הקריאה — _recv</w:t>
       </w:r>
     </w:p>
     <w:p>
       <w:pPr>
         <w:jc w:val="left"/>
         <w:shd w:val="clear" w:color="auto" w:fill="F2F2F2"/>
+        <w:pBdr>
+          <w:left w:val="single" w:sz="12" w:space="4" w:color="2E74B5"/>
+        </w:pBdr>
+        <w:ind w:left="240"/>
       </w:pPr>
       <w:r>
         <w:rPr>
@@ -223,17 +271,17 @@
         </w:rPr>
         <w:t>def _recv(sock) -&gt; dict:</w:t>
         <w:br/>
-        <w:t xml:space="preserve">    raw_len = _recvall(sock, 4)          # שלב 1: קרא 4 bytes של אורך</w:t>
+        <w:t xml:space="preserve">    raw_len = _recvall(sock, 4)                    # שלב 1: קרא 4 bytes של אורך</w:t>
         <w:br/>
         <w:t xml:space="preserve">    if not raw_len:</w:t>
         <w:br/>
         <w:t xml:space="preserve">        raise ConnectionError("Connection closed by DB server")</w:t>
         <w:br/>
-        <w:t xml:space="preserve">    length = struct.unpack('&gt;I', raw_len)[0]  # שלב 2: פענח את האורך</w:t>
+        <w:t xml:space="preserve">    length = struct.unpack('&gt;I', raw_len)[0]       # שלב 2: פענח את האורך</w:t>
         <w:br/>
-        <w:t xml:space="preserve">    data = _recvall(sock, length)             # שלב 3: קרא בדיוק length bytes</w:t>
+        <w:t xml:space="preserve">    data   = _recvall(sock, length)                # שלב 3: קרא בדיוק length bytes</w:t>
         <w:br/>
-        <w:t xml:space="preserve">    return json.loads(data.decode('utf-8'))   # שלב 4: פענח JSON</w:t>
+        <w:t xml:space="preserve">    return json.loads(data.decode('utf-8'))        # שלב 4: פענח JSON</w:t>
       </w:r>
     </w:p>
     <w:p>
@@ -243,20 +291,26 @@
       </w:pPr>
       <w:r>
         <w:rPr>
+          <w:rFonts w:ascii="David" w:hAnsi="David"/>
           <w:sz w:val="22"/>
+          <w:rtl/>
         </w:rPr>
-        <w:t>שני _recvall — אחד לאורך (תמיד 4 bytes), ואחד לתוכן (length bytes שנקרא בשלב הקודם).</w:t>
+        <w:t>הפונקציה קוראת פעמיים את _recvall: פעם אחת עבור 4 bytes של האורך, ופעם שנייה עבור תוכן ה-JSON עצמו, בדיוק לפי האורך שנקרא בשלב הראשון.</w:t>
       </w:r>
     </w:p>
+    <w:p/>
     <w:p>
       <w:pPr>
-        <w:pStyle w:val="Heading2"/>
         <w:bidi/>
         <w:jc w:val="right"/>
       </w:pPr>
       <w:r>
         <w:rPr>
+          <w:rFonts w:ascii="David" w:hAnsi="David"/>
+          <w:b/>
           <w:color w:val="2E74B5"/>
+          <w:sz w:val="26"/>
+          <w:rtl/>
         </w:rPr>
         <w:t>המחלקה RemoteDBClient</w:t>
       </w:r>
@@ -265,6 +319,10 @@
       <w:pPr>
         <w:jc w:val="left"/>
         <w:shd w:val="clear" w:color="auto" w:fill="F2F2F2"/>
+        <w:pBdr>
+          <w:left w:val="single" w:sz="12" w:space="4" w:color="2E74B5"/>
+        </w:pBdr>
+        <w:ind w:left="240"/>
       </w:pPr>
       <w:r>
         <w:rPr>
@@ -292,52 +350,62 @@
     </w:p>
     <w:p>
       <w:pPr>
-        <w:pStyle w:val="ListBullet"/>
+        <w:bidi/>
+        <w:jc w:val="right"/>
+        <w:ind w:right="360"/>
+      </w:pPr>
+      <w:r>
+        <w:rPr>
+          <w:rFonts w:ascii="David" w:hAnsi="David"/>
+          <w:sz w:val="22"/>
+          <w:rtl/>
+        </w:rPr>
+        <w:t>◄  AF_INET — שימוש ב-IPv4</w:t>
+      </w:r>
+    </w:p>
+    <w:p>
+      <w:pPr>
+        <w:bidi/>
+        <w:jc w:val="right"/>
+        <w:ind w:right="360"/>
+      </w:pPr>
+      <w:r>
+        <w:rPr>
+          <w:rFonts w:ascii="David" w:hAnsi="David"/>
+          <w:sz w:val="22"/>
+          <w:rtl/>
+        </w:rPr>
+        <w:t>◄  SOCK_STREAM — שימוש ב-TCP (להבדיל מ-SOCK_DGRAM שהוא UDP)</w:t>
+      </w:r>
+    </w:p>
+    <w:p>
+      <w:pPr>
+        <w:bidi/>
+        <w:jc w:val="right"/>
+        <w:ind w:right="360"/>
+      </w:pPr>
+      <w:r>
+        <w:rPr>
+          <w:rFonts w:ascii="David" w:hAnsi="David"/>
+          <w:sz w:val="22"/>
+          <w:rtl/>
+        </w:rPr>
+        <w:t>◄  השימוש ב-context manager כלומר (with db() as client:) מבטיח שהסוקט ייסגר תמיד, גם במקרה של שגיאה באמצע הדרך</w:t>
+      </w:r>
+    </w:p>
+    <w:p/>
+    <w:p>
+      <w:pPr>
         <w:bidi/>
         <w:jc w:val="right"/>
       </w:pPr>
       <w:r>
         <w:rPr>
-          <w:sz w:val="22"/>
-        </w:rPr>
-        <w:t>AF_INET — IPv4</w:t>
-      </w:r>
-    </w:p>
-    <w:p>
-      <w:pPr>
-        <w:pStyle w:val="ListBullet"/>
-        <w:bidi/>
-        <w:jc w:val="right"/>
-      </w:pPr>
-      <w:r>
-        <w:rPr>
-          <w:sz w:val="22"/>
-        </w:rPr>
-        <w:t>SOCK_STREAM — TCP (להבדיל מ-SOCK_DGRAM שהוא UDP)</w:t>
-      </w:r>
-    </w:p>
-    <w:p>
-      <w:pPr>
-        <w:pStyle w:val="ListBullet"/>
-        <w:bidi/>
-        <w:jc w:val="right"/>
-      </w:pPr>
-      <w:r>
-        <w:rPr>
-          <w:sz w:val="22"/>
-        </w:rPr>
-        <w:t>השימוש ב-context manager (with db() as client:) מבטיח שהסוקט ייסגר תמיד, גם אם נזרקת שגיאה</w:t>
-      </w:r>
-    </w:p>
-    <w:p>
-      <w:pPr>
-        <w:pStyle w:val="Heading2"/>
-        <w:bidi/>
-        <w:jc w:val="right"/>
-      </w:pPr>
-      <w:r>
-        <w:rPr>
+          <w:rFonts w:ascii="David" w:hAnsi="David"/>
+          <w:b/>
           <w:color w:val="2E74B5"/>
+          <w:sz w:val="26"/>
+          <w:rtl/>
         </w:rPr>
         <w:t>ניהול טרנזקציות</w:t>
       </w:r>
@@ -346,6 +414,10 @@
       <w:pPr>
         <w:jc w:val="left"/>
         <w:shd w:val="clear" w:color="auto" w:fill="F2F2F2"/>
+        <w:pBdr>
+          <w:left w:val="single" w:sz="12" w:space="4" w:color="2E74B5"/>
+        </w:pBdr>
+        <w:ind w:left="240"/>
       </w:pPr>
       <w:r>
         <w:rPr>
@@ -385,38 +457,56 @@
       </w:pPr>
       <w:r>
         <w:rPr>
+          <w:rFonts w:ascii="David" w:hAnsi="David"/>
           <w:sz w:val="22"/>
+          <w:rtl/>
         </w:rPr>
-        <w:t>טרנזקציה שולחת BEGIN כשאילתת טקסט רגילה. ה-db_server.py מזהה אותה ומתחיל טרנזקציה על MySQL. אם נזרקת שגיאה בצד ה-Backend — נשלח ROLLBACK לפני שהשגיאה ממשיכה להתפשט. זה מבטיח consistency גם כשהדאטאבייס נמצא על מחשב אחר לגמרי.</w:t>
-      </w:r>
-    </w:p>
-    <w:p>
-      <w:r>
-        <w:t>────────────────────────────────────────────────────────────</w:t>
+        <w:t>טרנזקציה נפתחת על ידי שליחת המחרוזת BEGIN כשאילתה רגילה. ה-db_server.py מזהה אותה ומתחיל טרנזקציה על MySQL. אם נזרקת שגיאה בצד ה-Backend — נשלח ROLLBACK לפני שהשגיאה ממשיכה להתפשט. כך מובטח consistency גם כשהדאטאבייס יושב על מחשב אחר לגמרי.</w:t>
       </w:r>
     </w:p>
     <w:p>
       <w:pPr>
-        <w:pStyle w:val="Heading1"/>
+        <w:jc w:val="center"/>
+      </w:pPr>
+      <w:r>
+        <w:rPr>
+          <w:color w:val="BBBBBB"/>
+          <w:sz w:val="20"/>
+        </w:rPr>
+        <w:t>───────────────────────────────────────────────────────</w:t>
+      </w:r>
+    </w:p>
+    <w:p/>
+    <w:p>
+      <w:pPr>
+        <w:bidi/>
+        <w:jc w:val="right"/>
+        <w:shd w:val="clear" w:color="auto" w:fill="D6E4F0"/>
+      </w:pPr>
+      <w:r>
+        <w:rPr>
+          <w:rFonts w:ascii="David" w:hAnsi="David"/>
+          <w:b/>
+          <w:color w:val="1F497D"/>
+          <w:sz w:val="30"/>
+          <w:rtl/>
+        </w:rPr>
+        <w:t>db_server.py — הצד המקבל (מחשב הדאטאבייס)</w:t>
+      </w:r>
+    </w:p>
+    <w:p/>
+    <w:p>
+      <w:pPr>
         <w:bidi/>
         <w:jc w:val="right"/>
       </w:pPr>
       <w:r>
         <w:rPr>
-          <w:color w:val="1F497D"/>
-        </w:rPr>
-        <w:t>db_server.py — הצד המקבל (על מחשב הדאטאבייס)</w:t>
-      </w:r>
-    </w:p>
-    <w:p>
-      <w:pPr>
-        <w:pStyle w:val="Heading2"/>
-        <w:bidi/>
-        <w:jc w:val="right"/>
-      </w:pPr>
-      <w:r>
-        <w:rPr>
+          <w:rFonts w:ascii="David" w:hAnsi="David"/>
+          <w:b/>
           <w:color w:val="2E74B5"/>
+          <w:sz w:val="26"/>
+          <w:rtl/>
         </w:rPr>
         <w:t>הפעלת ה-Server</w:t>
       </w:r>
@@ -425,6 +515,10 @@
       <w:pPr>
         <w:jc w:val="left"/>
         <w:shd w:val="clear" w:color="auto" w:fill="F2F2F2"/>
+        <w:pBdr>
+          <w:left w:val="single" w:sz="12" w:space="4" w:color="2E74B5"/>
+        </w:pBdr>
+        <w:ind w:left="240"/>
       </w:pPr>
       <w:r>
         <w:rPr>
@@ -457,86 +551,104 @@
     </w:p>
     <w:p>
       <w:pPr>
-        <w:pStyle w:val="ListBullet"/>
+        <w:bidi/>
+        <w:jc w:val="right"/>
+        <w:ind w:right="360"/>
+      </w:pPr>
+      <w:r>
+        <w:rPr>
+          <w:rFonts w:ascii="David" w:hAnsi="David"/>
+          <w:sz w:val="22"/>
+          <w:rtl/>
+        </w:rPr>
+        <w:t>◄  host='0.0.0.0' — מאזין על כל ה-network interfaces של המחשב, לא רק localhost. בלי זה, חיבורים מרחוק לא היו מגיעים כלל</w:t>
+      </w:r>
+    </w:p>
+    <w:p>
+      <w:pPr>
+        <w:bidi/>
+        <w:jc w:val="right"/>
+        <w:ind w:right="360"/>
+      </w:pPr>
+      <w:r>
+        <w:rPr>
+          <w:rFonts w:ascii="David" w:hAnsi="David"/>
+          <w:sz w:val="22"/>
+          <w:rtl/>
+        </w:rPr>
+        <w:t>◄  SO_REUSEADDR — מאפשר לאתחל את ה-server מיד לאחר כיבוי, מבלי לחכות שה-OS ישחרר את הפורט (תהליך שלוקח בדרך כלל עד 60 שניות)</w:t>
+      </w:r>
+    </w:p>
+    <w:p>
+      <w:pPr>
+        <w:bidi/>
+        <w:jc w:val="right"/>
+        <w:ind w:right="360"/>
+      </w:pPr>
+      <w:r>
+        <w:rPr>
+          <w:rFonts w:ascii="David" w:hAnsi="David"/>
+          <w:sz w:val="22"/>
+          <w:rtl/>
+        </w:rPr>
+        <w:t>◄  server_socket.listen() — מתחיל להאזין לחיבורים נכנסים</w:t>
+      </w:r>
+    </w:p>
+    <w:p>
+      <w:pPr>
+        <w:bidi/>
+        <w:jc w:val="right"/>
+        <w:ind w:right="360"/>
+      </w:pPr>
+      <w:r>
+        <w:rPr>
+          <w:rFonts w:ascii="David" w:hAnsi="David"/>
+          <w:sz w:val="22"/>
+          <w:rtl/>
+        </w:rPr>
+        <w:t>◄  accept() — חוסם את התהליך עד שמגיע חיבור חדש. מחזיר socket ייעודי לאותו לקוח ואת כתובת ה-IP שלו</w:t>
+      </w:r>
+    </w:p>
+    <w:p>
+      <w:pPr>
+        <w:bidi/>
+        <w:jc w:val="right"/>
+        <w:ind w:right="360"/>
+      </w:pPr>
+      <w:r>
+        <w:rPr>
+          <w:rFonts w:ascii="David" w:hAnsi="David"/>
+          <w:sz w:val="22"/>
+          <w:rtl/>
+        </w:rPr>
+        <w:t>◄  threading.Thread(..., daemon=True) — כל לקוח שמתחבר מקבל thread נפרד, כך שמספר לקוחות יכולים לשלוח שאילתות במקביל. daemon=True אומר שה-threads ייסגרו אוטומטית כשה-process הראשי נסגר</w:t>
+      </w:r>
+    </w:p>
+    <w:p/>
+    <w:p>
+      <w:pPr>
         <w:bidi/>
         <w:jc w:val="right"/>
       </w:pPr>
       <w:r>
         <w:rPr>
-          <w:sz w:val="22"/>
+          <w:rFonts w:ascii="David" w:hAnsi="David"/>
+          <w:b/>
+          <w:color w:val="2E74B5"/>
+          <w:sz w:val="26"/>
+          <w:rtl/>
         </w:rPr>
-        <w:t>host='0.0.0.0' — מאזין על כל ה-network interfaces של המחשב, לא רק localhost. בלי זה, חיבורים מרחוק לא היו מתקבלים</w:t>
-      </w:r>
-    </w:p>
-    <w:p>
-      <w:pPr>
-        <w:pStyle w:val="ListBullet"/>
-        <w:bidi/>
-        <w:jc w:val="right"/>
-      </w:pPr>
-      <w:r>
-        <w:rPr>
-          <w:sz w:val="22"/>
-        </w:rPr>
-        <w:t>SO_REUSEADDR — מאפשר לאתחל את ה-server מיד לאחר כיבוי, בלי לחכות שה-OS ישחרר את הפורט (בדרך כלל 60 שניות)</w:t>
-      </w:r>
-    </w:p>
-    <w:p>
-      <w:pPr>
-        <w:pStyle w:val="ListBullet"/>
-        <w:bidi/>
-        <w:jc w:val="right"/>
-      </w:pPr>
-      <w:r>
-        <w:rPr>
-          <w:sz w:val="22"/>
-        </w:rPr>
-        <w:t>server_socket.listen() — מתחיל להאזין לחיבורים נכנסים</w:t>
-      </w:r>
-    </w:p>
-    <w:p>
-      <w:pPr>
-        <w:pStyle w:val="ListBullet"/>
-        <w:bidi/>
-        <w:jc w:val="right"/>
-      </w:pPr>
-      <w:r>
-        <w:rPr>
-          <w:sz w:val="22"/>
-        </w:rPr>
-        <w:t>accept() — חוסם את התהליך עד שמגיע חיבור חדש, ומחזיר socket ייעודי לאותו לקוח + את הכתובת שלו</w:t>
-      </w:r>
-    </w:p>
-    <w:p>
-      <w:pPr>
-        <w:pStyle w:val="ListBullet"/>
-        <w:bidi/>
-        <w:jc w:val="right"/>
-      </w:pPr>
-      <w:r>
-        <w:rPr>
-          <w:sz w:val="22"/>
-        </w:rPr>
-        <w:t>threading.Thread(..., daemon=True) — כל לקוח שמתחבר מקבל thread נפרד, כך שמספר לקוחות יכולים לשלוח שאילתות במקביל. ה-daemon=True אומר שה-threads האלה ייסגרו אוטומטית כשה-process הראשי נסגר</w:t>
-      </w:r>
-    </w:p>
-    <w:p>
-      <w:pPr>
-        <w:pStyle w:val="Heading2"/>
-        <w:bidi/>
-        <w:jc w:val="right"/>
-      </w:pPr>
-      <w:r>
-        <w:rPr>
-          <w:color w:val="2E74B5"/>
-        </w:rPr>
-        <w:t>טיפול בחיבור בודד _serve_connection</w:t>
+        <w:t>טיפול בחיבור בודד — _serve_connection</w:t>
       </w:r>
     </w:p>
     <w:p>
       <w:pPr>
         <w:jc w:val="left"/>
         <w:shd w:val="clear" w:color="auto" w:fill="F2F2F2"/>
+        <w:pBdr>
+          <w:left w:val="single" w:sz="12" w:space="4" w:color="2E74B5"/>
+        </w:pBdr>
+        <w:ind w:left="240"/>
       </w:pPr>
       <w:r>
         <w:rPr>
@@ -546,23 +658,23 @@
         </w:rPr>
         <w:t>def _serve_connection(conn_socket, addr):</w:t>
         <w:br/>
-        <w:t xml:space="preserve">    db = get_conn()      # חיבור MySQL ייעודי לאותו לקוח</w:t>
+        <w:t xml:space="preserve">    db = get_conn()</w:t>
         <w:br/>
         <w:t xml:space="preserve">    cursor = db.cursor(dictionary=True)</w:t>
         <w:br/>
         <w:br/>
         <w:t xml:space="preserve">    while True:</w:t>
         <w:br/>
-        <w:t xml:space="preserve">        request = _recv(conn_socket)      # מחכה לשאילתה הבאה</w:t>
+        <w:t xml:space="preserve">        request = _recv(conn_socket)</w:t>
         <w:br/>
         <w:t xml:space="preserve">        if request is None:</w:t>
         <w:br/>
-        <w:t xml:space="preserve">            break                          # לקוח סגר חיבור</w:t>
+        <w:t xml:space="preserve">            break</w:t>
         <w:br/>
         <w:br/>
         <w:t xml:space="preserve">        raw_query = request.get('query', '').strip()</w:t>
         <w:br/>
-        <w:t xml:space="preserve">        params = request.get('params', [])</w:t>
+        <w:t xml:space="preserve">        params    = request.get('params', [])</w:t>
         <w:br/>
         <w:br/>
         <w:t xml:space="preserve">        if raw_query.upper() == 'BEGIN':</w:t>
@@ -610,20 +722,26 @@
       </w:pPr>
       <w:r>
         <w:rPr>
+          <w:rFonts w:ascii="David" w:hAnsi="David"/>
           <w:sz w:val="22"/>
+          <w:rtl/>
         </w:rPr>
-        <w:t>כל thread מחזיק חיבור MySQL נפרד — זה חשוב כי MySQL לא thread-safe עם חיבור משותף. הלולאה while True ממשיכה לשרת שאילתות על אותו חיבור עד שהלקוח מתנתק. cursor(dictionary=True) גורם ל-MySQL להחזיר rows כ-dicts ({'id': 1, 'name': 'eyal'}) במקום tuples.</w:t>
+        <w:t>כל thread מחזיק חיבור MySQL נפרד — זה הכרחי מכיוון ש-MySQL אינו thread-safe עם חיבור משותף. הלולאה while True ממשיכה לשרת שאילתות על אותו חיבור עד שהלקוח מתנתק. הפרמטר dictionary=True גורם ל-MySQL להחזיר כל שורה כ-dict למשל: {'id': 1, 'name': 'eyal'} במקום tuple רגיל.</w:t>
       </w:r>
     </w:p>
+    <w:p/>
     <w:p>
       <w:pPr>
-        <w:pStyle w:val="Heading2"/>
         <w:bidi/>
         <w:jc w:val="right"/>
       </w:pPr>
       <w:r>
         <w:rPr>
+          <w:rFonts w:ascii="David" w:hAnsi="David"/>
+          <w:b/>
           <w:color w:val="2E74B5"/>
+          <w:sz w:val="26"/>
+          <w:rtl/>
         </w:rPr>
         <w:t>סריאליזציה של תאריכים ו-Decimal</w:t>
       </w:r>
@@ -632,6 +750,10 @@
       <w:pPr>
         <w:jc w:val="left"/>
         <w:shd w:val="clear" w:color="auto" w:fill="F2F2F2"/>
+        <w:pBdr>
+          <w:left w:val="single" w:sz="12" w:space="4" w:color="2E74B5"/>
+        </w:pBdr>
+        <w:ind w:left="240"/>
       </w:pPr>
       <w:r>
         <w:rPr>
@@ -661,33 +783,52 @@
       </w:pPr>
       <w:r>
         <w:rPr>
+          <w:rFonts w:ascii="David" w:hAnsi="David"/>
           <w:sz w:val="22"/>
+          <w:rtl/>
         </w:rPr>
-        <w:t>MySQL מחזיר טיפוסים שה-JSON הסטנדרטי לא יודע לסרל: datetime, date, ו-Decimal. ה-Encoder הזה מטפל בהם — תאריכים הופכים למחרוזת ISO ("2026-04-23T14:30:00") ו-Decimal הופך ל-int.</w:t>
-      </w:r>
-    </w:p>
-    <w:p>
-      <w:r>
-        <w:t>────────────────────────────────────────────────────────────</w:t>
+        <w:t>MySQL מחזיר טיפוסים שספריית ה-JSON הסטנדרטית של Python לא יודעת לטפל בהם: datetime, date ו-Decimal. ה-Encoder המותאם הזה מטפל בהם — תאריכים הופכים למחרוזת בפורמט ISO (לדוגמה "2026-04-23T14:30:00") ו-Decimal הופך ל-int.</w:t>
       </w:r>
     </w:p>
     <w:p>
       <w:pPr>
-        <w:pStyle w:val="Heading1"/>
-        <w:bidi/>
-        <w:jc w:val="right"/>
+        <w:jc w:val="center"/>
       </w:pPr>
       <w:r>
         <w:rPr>
+          <w:color w:val="BBBBBB"/>
+          <w:sz w:val="20"/>
+        </w:rPr>
+        <w:t>───────────────────────────────────────────────────────</w:t>
+      </w:r>
+    </w:p>
+    <w:p/>
+    <w:p>
+      <w:pPr>
+        <w:bidi/>
+        <w:jc w:val="right"/>
+        <w:shd w:val="clear" w:color="auto" w:fill="D6E4F0"/>
+      </w:pPr>
+      <w:r>
+        <w:rPr>
+          <w:rFonts w:ascii="David" w:hAnsi="David"/>
+          <w:b/>
           <w:color w:val="1F497D"/>
+          <w:sz w:val="30"/>
+          <w:rtl/>
         </w:rPr>
         <w:t>database.py — חיבור הכל ביחד</w:t>
       </w:r>
     </w:p>
+    <w:p/>
     <w:p>
       <w:pPr>
         <w:jc w:val="left"/>
         <w:shd w:val="clear" w:color="auto" w:fill="F2F2F2"/>
+        <w:pBdr>
+          <w:left w:val="single" w:sz="12" w:space="4" w:color="2E74B5"/>
+        </w:pBdr>
+        <w:ind w:left="240"/>
       </w:pPr>
       <w:r>
         <w:rPr>
@@ -712,15 +853,21 @@
       </w:pPr>
       <w:r>
         <w:rPr>
+          <w:rFonts w:ascii="David" w:hAnsi="David"/>
           <w:sz w:val="22"/>
+          <w:rtl/>
         </w:rPr>
-        <w:t>זהו ה-glue layer. כל ה-routers של FastAPI קוראים ל-db() כך:</w:t>
+        <w:t>זהו שכבת ה-glue של המערכת. כל ה-routers של FastAPI משתמשים בה בצורה הבאה:</w:t>
       </w:r>
     </w:p>
     <w:p>
       <w:pPr>
         <w:jc w:val="left"/>
         <w:shd w:val="clear" w:color="auto" w:fill="F2F2F2"/>
+        <w:pBdr>
+          <w:left w:val="single" w:sz="12" w:space="4" w:color="2E74B5"/>
+        </w:pBdr>
+        <w:ind w:left="240"/>
       </w:pPr>
       <w:r>
         <w:rPr>
@@ -740,38 +887,56 @@
       </w:pPr>
       <w:r>
         <w:rPr>
+          <w:rFonts w:ascii="David" w:hAnsi="David"/>
           <w:sz w:val="22"/>
+          <w:rtl/>
         </w:rPr>
-        <w:t>כשמשנים את DB_SERVER_HOST ב-.env — כל ה-routers מתחברים אוטומטית למחשב הנכון, בלי לשנות שורה אחת בקוד.</w:t>
-      </w:r>
-    </w:p>
-    <w:p>
-      <w:r>
-        <w:t>────────────────────────────────────────────────────────────</w:t>
+        <w:t>כשמשנים את DB_SERVER_HOST בקובץ ה-.env — כל ה-routers מתחברים אוטומטית למחשב הנכון, מבלי לשנות שורה אחת בקוד.</w:t>
       </w:r>
     </w:p>
     <w:p>
       <w:pPr>
-        <w:pStyle w:val="Heading1"/>
+        <w:jc w:val="center"/>
+      </w:pPr>
+      <w:r>
+        <w:rPr>
+          <w:color w:val="BBBBBB"/>
+          <w:sz w:val="20"/>
+        </w:rPr>
+        <w:t>───────────────────────────────────────────────────────</w:t>
+      </w:r>
+    </w:p>
+    <w:p/>
+    <w:p>
+      <w:pPr>
+        <w:bidi/>
+        <w:jc w:val="right"/>
+        <w:shd w:val="clear" w:color="auto" w:fill="D6E4F0"/>
+      </w:pPr>
+      <w:r>
+        <w:rPr>
+          <w:rFonts w:ascii="David" w:hAnsi="David"/>
+          <w:b/>
+          <w:color w:val="1F497D"/>
+          <w:sz w:val="30"/>
+          <w:rtl/>
+        </w:rPr>
+        <w:t>הגדרות .env לפי תרחיש</w:t>
+      </w:r>
+    </w:p>
+    <w:p/>
+    <w:p>
+      <w:pPr>
         <w:bidi/>
         <w:jc w:val="right"/>
       </w:pPr>
       <w:r>
         <w:rPr>
-          <w:color w:val="1F497D"/>
-        </w:rPr>
-        <w:t>הגדרות ה-.env לפי תרחיש</w:t>
-      </w:r>
-    </w:p>
-    <w:p>
-      <w:pPr>
-        <w:pStyle w:val="Heading2"/>
-        <w:bidi/>
-        <w:jc w:val="right"/>
-      </w:pPr>
-      <w:r>
-        <w:rPr>
+          <w:rFonts w:ascii="David" w:hAnsi="David"/>
+          <w:b/>
           <w:color w:val="2E74B5"/>
+          <w:sz w:val="26"/>
+          <w:rtl/>
         </w:rPr>
         <w:t>תרחיש 1 — הכל על מחשב אחד (ברירת מחדל)</w:t>
       </w:r>
@@ -780,6 +945,10 @@
       <w:pPr>
         <w:jc w:val="left"/>
         <w:shd w:val="clear" w:color="auto" w:fill="F2F2F2"/>
+        <w:pBdr>
+          <w:left w:val="single" w:sz="12" w:space="4" w:color="2E74B5"/>
+        </w:pBdr>
+        <w:ind w:left="240"/>
       </w:pPr>
       <w:r>
         <w:rPr>
@@ -796,17 +965,21 @@
         <w:t>DB_SERVER_PORT=5000</w:t>
       </w:r>
     </w:p>
+    <w:p/>
     <w:p>
       <w:pPr>
-        <w:pStyle w:val="Heading2"/>
         <w:bidi/>
         <w:jc w:val="right"/>
       </w:pPr>
       <w:r>
         <w:rPr>
+          <w:rFonts w:ascii="David" w:hAnsi="David"/>
+          <w:b/>
           <w:color w:val="2E74B5"/>
+          <w:sz w:val="26"/>
+          <w:rtl/>
         </w:rPr>
-        <w:t>תרחיש 2 — MySQL ו-db_server.py על מחשב נפרד ב-LAN</w:t>
+        <w:t>תרחיש 2 — MySQL ו-db_server.py על מחשב נפרד ברשת המקומית</w:t>
       </w:r>
     </w:p>
     <w:p>
@@ -816,15 +989,21 @@
       </w:pPr>
       <w:r>
         <w:rPr>
+          <w:rFonts w:ascii="David" w:hAnsi="David"/>
           <w:sz w:val="22"/>
+          <w:rtl/>
         </w:rPr>
-        <w:t>על מחשב הדאטאבייס (למשל IP: 192.168.1.50):</w:t>
+        <w:t>על מחשב הדאטאבייס (לדוגמה: IP 192.168.1.50):</w:t>
       </w:r>
     </w:p>
     <w:p>
       <w:pPr>
         <w:jc w:val="left"/>
         <w:shd w:val="clear" w:color="auto" w:fill="F2F2F2"/>
+        <w:pBdr>
+          <w:left w:val="single" w:sz="12" w:space="4" w:color="2E74B5"/>
+        </w:pBdr>
+        <w:ind w:left="240"/>
       </w:pPr>
       <w:r>
         <w:rPr>
@@ -832,7 +1011,7 @@
           <w:color w:val="1A1A1A"/>
           <w:sz w:val="19"/>
         </w:rPr>
-        <w:t>DB_HOST=127.0.0.1   # MySQL רץ מקומית על אותו מחשב</w:t>
+        <w:t>DB_HOST=127.0.0.1</w:t>
         <w:br/>
         <w:t>DB_PORT=3306</w:t>
         <w:br/>
@@ -850,7 +1029,9 @@
       </w:pPr>
       <w:r>
         <w:rPr>
+          <w:rFonts w:ascii="David" w:hAnsi="David"/>
           <w:sz w:val="22"/>
+          <w:rtl/>
         </w:rPr>
         <w:t>על מחשב ה-Backend:</w:t>
       </w:r>
@@ -859,6 +1040,10 @@
       <w:pPr>
         <w:jc w:val="left"/>
         <w:shd w:val="clear" w:color="auto" w:fill="F2F2F2"/>
+        <w:pBdr>
+          <w:left w:val="single" w:sz="12" w:space="4" w:color="2E74B5"/>
+        </w:pBdr>
+        <w:ind w:left="240"/>
       </w:pPr>
       <w:r>
         <w:rPr>
@@ -866,89 +1051,250 @@
           <w:color w:val="1A1A1A"/>
           <w:sz w:val="19"/>
         </w:rPr>
-        <w:t>DB_SERVER_HOST=192.168.1.50   # ← IP של מחשב הדאטאבייס</w:t>
+        <w:t>DB_SERVER_HOST=192.168.1.50   # ← ה-IP של מחשב הדאטאבייס</w:t>
         <w:br/>
         <w:t>DB_SERVER_PORT=5000</w:t>
       </w:r>
     </w:p>
     <w:p>
+      <w:pPr>
+        <w:jc w:val="center"/>
+      </w:pPr>
       <w:r>
-        <w:t>────────────────────────────────────────────────────────────</w:t>
+        <w:rPr>
+          <w:color w:val="BBBBBB"/>
+          <w:sz w:val="20"/>
+        </w:rPr>
+        <w:t>───────────────────────────────────────────────────────</w:t>
       </w:r>
     </w:p>
+    <w:p/>
     <w:p>
       <w:pPr>
-        <w:pStyle w:val="Heading1"/>
+        <w:bidi/>
+        <w:jc w:val="right"/>
+        <w:shd w:val="clear" w:color="auto" w:fill="D6E4F0"/>
+      </w:pPr>
+      <w:r>
+        <w:rPr>
+          <w:rFonts w:ascii="David" w:hAnsi="David"/>
+          <w:b/>
+          <w:color w:val="1F497D"/>
+          <w:sz w:val="30"/>
+          <w:rtl/>
+        </w:rPr>
+        <w:t>זרימת בקשה מלאה — מהמשתמש ועד MySQL</w:t>
+      </w:r>
+    </w:p>
+    <w:p/>
+    <w:p>
+      <w:pPr>
         <w:bidi/>
         <w:jc w:val="right"/>
       </w:pPr>
       <w:r>
         <w:rPr>
-          <w:color w:val="1F497D"/>
+          <w:rFonts w:ascii="David" w:hAnsi="David"/>
+          <w:sz w:val="22"/>
+          <w:rtl/>
         </w:rPr>
-        <w:t>זרימת בקשה מלאה — מהמשתמש ועד MySQL</w:t>
+        <w:t>להלן דוגמה מלאה של מה שקורה כאשר משתמש לוחץ על כפתור "Like":</w:t>
+      </w:r>
+    </w:p>
+    <w:p/>
+    <w:p>
+      <w:pPr>
+        <w:bidi/>
+        <w:jc w:val="right"/>
+        <w:ind w:right="360"/>
+      </w:pPr>
+      <w:r>
+        <w:rPr>
+          <w:rFonts w:ascii="David" w:hAnsi="David"/>
+          <w:sz w:val="22"/>
+          <w:rtl/>
+        </w:rPr>
+        <w:t>1.  המשתמש לוחץ "Like" בדפדפן</w:t>
       </w:r>
     </w:p>
     <w:p>
       <w:pPr>
-        <w:jc w:val="left"/>
-        <w:shd w:val="clear" w:color="auto" w:fill="F2F2F2"/>
+        <w:bidi/>
+        <w:jc w:val="right"/>
+        <w:ind w:right="360"/>
       </w:pPr>
       <w:r>
         <w:rPr>
-          <w:rFonts w:ascii="Courier New" w:hAnsi="Courier New"/>
-          <w:color w:val="1A1A1A"/>
-          <w:sz w:val="19"/>
+          <w:rFonts w:ascii="David" w:hAnsi="David"/>
+          <w:sz w:val="22"/>
+          <w:rtl/>
         </w:rPr>
-        <w:t>1.  משתמש לוחץ "Like" בדפדפן</w:t>
-        <w:br/>
-        <w:t xml:space="preserve">          ↓</w:t>
-        <w:br/>
         <w:t>2.  Next.js שולח POST /api-proxy/posts/like/123</w:t>
-        <w:br/>
-        <w:t xml:space="preserve">          ↓ (rewrite פנימי)</w:t>
-        <w:br/>
-        <w:t>3.  FastAPI מקבל את הבקשה</w:t>
-        <w:br/>
-        <w:t xml:space="preserve">          ↓</w:t>
-        <w:br/>
-        <w:t>4.  router קורא: with db() as client:</w:t>
-        <w:br/>
-        <w:t xml:space="preserve">          ↓</w:t>
-        <w:br/>
+      </w:r>
+    </w:p>
+    <w:p>
+      <w:pPr>
+        <w:bidi/>
+        <w:jc w:val="right"/>
+        <w:ind w:right="360"/>
+      </w:pPr>
+      <w:r>
+        <w:rPr>
+          <w:rFonts w:ascii="David" w:hAnsi="David"/>
+          <w:sz w:val="22"/>
+          <w:rtl/>
+        </w:rPr>
+        <w:t>3.  FastAPI מקבל את הבקשה (דרך rewrite פנימי)</w:t>
+      </w:r>
+    </w:p>
+    <w:p>
+      <w:pPr>
+        <w:bidi/>
+        <w:jc w:val="right"/>
+        <w:ind w:right="360"/>
+      </w:pPr>
+      <w:r>
+        <w:rPr>
+          <w:rFonts w:ascii="David" w:hAnsi="David"/>
+          <w:sz w:val="22"/>
+          <w:rtl/>
+        </w:rPr>
+        <w:t>4.  ה-router פותח חיבור: with db() as client:</w:t>
+      </w:r>
+    </w:p>
+    <w:p>
+      <w:pPr>
+        <w:bidi/>
+        <w:jc w:val="right"/>
+        <w:ind w:right="360"/>
+      </w:pPr>
+      <w:r>
+        <w:rPr>
+          <w:rFonts w:ascii="David" w:hAnsi="David"/>
+          <w:sz w:val="22"/>
+          <w:rtl/>
+        </w:rPr>
         <w:t>5.  RemoteDBClient פותח TCP socket ל-192.168.1.50:5000</w:t>
-        <w:br/>
-        <w:t xml:space="preserve">          ↓</w:t>
-        <w:br/>
+      </w:r>
+    </w:p>
+    <w:p>
+      <w:pPr>
+        <w:bidi/>
+        <w:jc w:val="right"/>
+        <w:ind w:right="360"/>
+      </w:pPr>
+      <w:r>
+        <w:rPr>
+          <w:rFonts w:ascii="David" w:hAnsi="David"/>
+          <w:sz w:val="22"/>
+          <w:rtl/>
+        </w:rPr>
         <w:t>6.  שולח: [0,0,0,52] + {"query":"UPDATE posts SET likes=...", "params":[123]}</w:t>
-        <w:br/>
-        <w:t xml:space="preserve">          ↓  (דרך הרשת)</w:t>
-        <w:br/>
-        <w:t>7.  db_server.py מקבל את ה-bytes</w:t>
-        <w:br/>
-        <w:t xml:space="preserve">          ↓</w:t>
-        <w:br/>
+      </w:r>
+    </w:p>
+    <w:p>
+      <w:pPr>
+        <w:bidi/>
+        <w:jc w:val="right"/>
+        <w:ind w:right="360"/>
+      </w:pPr>
+      <w:r>
+        <w:rPr>
+          <w:rFonts w:ascii="David" w:hAnsi="David"/>
+          <w:sz w:val="22"/>
+          <w:rtl/>
+        </w:rPr>
+        <w:t>7.  db_server.py מקבל את ה-bytes מהרשת</w:t>
+      </w:r>
+    </w:p>
+    <w:p>
+      <w:pPr>
+        <w:bidi/>
+        <w:jc w:val="right"/>
+        <w:ind w:right="360"/>
+      </w:pPr>
+      <w:r>
+        <w:rPr>
+          <w:rFonts w:ascii="David" w:hAnsi="David"/>
+          <w:sz w:val="22"/>
+          <w:rtl/>
+        </w:rPr>
         <w:t>8.  מפענח: קורא 4 bytes → מבין שיש 52 bytes → קורא 52 bytes → מפענח JSON</w:t>
-        <w:br/>
-        <w:t xml:space="preserve">          ↓</w:t>
-        <w:br/>
+      </w:r>
+    </w:p>
+    <w:p>
+      <w:pPr>
+        <w:bidi/>
+        <w:jc w:val="right"/>
+        <w:ind w:right="360"/>
+      </w:pPr>
+      <w:r>
+        <w:rPr>
+          <w:rFonts w:ascii="David" w:hAnsi="David"/>
+          <w:sz w:val="22"/>
+          <w:rtl/>
+        </w:rPr>
         <w:t>9.  מריץ cursor.execute("UPDATE posts...", [123]) על MySQL</w:t>
-        <w:br/>
-        <w:t xml:space="preserve">          ↓</w:t>
-        <w:br/>
-        <w:t>10. MySQL מעדכן ומחזיר rowcount=1</w:t>
-        <w:br/>
-        <w:t xml:space="preserve">          ↓</w:t>
-        <w:br/>
-        <w:t>11. db_server.py שולח: [0,0,0,38] + {"status":"success","rowcount":1,"lastrowid":0}</w:t>
-        <w:br/>
-        <w:t xml:space="preserve">          ↓  (חזרה דרך הרשת)</w:t>
-        <w:br/>
-        <w:t>12. RemoteDBClient מקבל ומחזיר את ה-dict ל-router</w:t>
-        <w:br/>
-        <w:t xml:space="preserve">          ↓</w:t>
-        <w:br/>
-        <w:t>13. FastAPI מחזיר 200 OK למשתמש</w:t>
+      </w:r>
+    </w:p>
+    <w:p>
+      <w:pPr>
+        <w:bidi/>
+        <w:jc w:val="right"/>
+        <w:ind w:right="360"/>
+      </w:pPr>
+      <w:r>
+        <w:rPr>
+          <w:rFonts w:ascii="David" w:hAnsi="David"/>
+          <w:sz w:val="22"/>
+          <w:rtl/>
+        </w:rPr>
+        <w:t>10.  MySQL מעדכן את הנתון ומחזיר rowcount=1</w:t>
+      </w:r>
+    </w:p>
+    <w:p>
+      <w:pPr>
+        <w:bidi/>
+        <w:jc w:val="right"/>
+        <w:ind w:right="360"/>
+      </w:pPr>
+      <w:r>
+        <w:rPr>
+          <w:rFonts w:ascii="David" w:hAnsi="David"/>
+          <w:sz w:val="22"/>
+          <w:rtl/>
+        </w:rPr>
+        <w:t>11.  db_server.py שולח חזרה: [0,0,0,38] + {"status":"success","rowcount":1}</w:t>
+      </w:r>
+    </w:p>
+    <w:p>
+      <w:pPr>
+        <w:bidi/>
+        <w:jc w:val="right"/>
+        <w:ind w:right="360"/>
+      </w:pPr>
+      <w:r>
+        <w:rPr>
+          <w:rFonts w:ascii="David" w:hAnsi="David"/>
+          <w:sz w:val="22"/>
+          <w:rtl/>
+        </w:rPr>
+        <w:t>12.  RemoteDBClient מקבל את התשובה ומחזיר dict ל-router</w:t>
+      </w:r>
+    </w:p>
+    <w:p>
+      <w:pPr>
+        <w:bidi/>
+        <w:jc w:val="right"/>
+        <w:ind w:right="360"/>
+      </w:pPr>
+      <w:r>
+        <w:rPr>
+          <w:rFonts w:ascii="David" w:hAnsi="David"/>
+          <w:sz w:val="22"/>
+          <w:rtl/>
+        </w:rPr>
+        <w:t>13.  FastAPI מחזיר תגובת 200 OK למשתמש</w:t>
       </w:r>
     </w:p>
     <w:sectPr>
@@ -1178,6 +1524,7 @@
     <w:pPrDefault>
       <w:pPr>
         <w:spacing w:after="200" w:line="276" w:lineRule="auto"/>
+        <w:bidi/>
       </w:pPr>
     </w:pPrDefault>
   </w:docDefaults>
@@ -1324,10 +1671,6 @@
     <w:name w:val="Normal"/>
     <w:qFormat/>
     <w:rsid w:val="00FC693F"/>
-    <w:rPr>
-      <w:rFonts w:ascii="Calibri" w:hAnsi="Calibri"/>
-      <w:sz w:val="22"/>
-    </w:rPr>
   </w:style>
   <w:style w:type="paragraph" w:styleId="Header">
     <w:name w:val="header"/>
